--- a/docs/docx/otchet_au.docx
+++ b/docs/docx/otchet_au.docx
@@ -27,12 +27,12 @@
     </w:p>
     <w:p>
       <w:r>
-        <w:t>Процедура: {{ПРОЦЕДУРА}}, введена {{ДАТА_СУДЕБНОГО_АКТА}}, срок до {{СРОК_ПРОЦЕДУРЫ}}.</w:t>
+        <w:t>Процедура: {{ПРОЦЕДУРА}}; дата введения: {{ДАТА_СУДЕБНОГО_АКТА}}, срок до {{СРОК_ПРОЦЕДУРЫ}}.</w:t>
       </w:r>
     </w:p>
     <w:p>
       <w:r>
-        <w:t>Управляющий: {{ФИО_УПРАВЛЯЮЩЕГО}}, {{ВИД_УПРАВЛЯЮЩЕГО}} {{ДОЛЖНИК_НАИМЕНОВАНИЕ}}, член {{СРО}}, ИНН {{ИНН_УПРАВЛЯЮЩЕГО}}, рег. номер в сводном реестре {{РЕГ_НОМЕР_АУ}}, адрес для корреспонденции: {{АДРЕС_АУ}}, тел. {{ТЕЛ_АУ}}, e-mail {{EMAIL_АУ}}</w:t>
+        <w:t>Управляющий: {{ФИО_УПРАВЛЯЮЩЕГО}}, {{ВИД_УПРАВЛЯЮЩЕГО}} {{ДОЛЖНИК_НАИМЕНОВАНИЕ}}, член СРО: {{СРО}}, ИНН {{ИНН_УПРАВЛЯЮЩЕГО}}, рег. номер в сводном реестре {{РЕГ_НОМЕР_АУ}}, адрес для корреспонденции: {{АДРЕС_АУ}}, тел. {{ТЕЛ_АУ}}, e-mail {{EMAIL_АУ}}</w:t>
       </w:r>
     </w:p>
     <w:p>

--- a/docs/docx/otchet_au.docx
+++ b/docs/docx/otchet_au.docx
@@ -91,6 +91,16 @@
         <w:t>10. Расходы на проведение процедуры: {{РАСХОДЫ}}.</w:t>
       </w:r>
     </w:p>
+    <w:p>
+      <w:r>
+        <w:t>11. Вывод об основаниях для оспаривания сделок: {{ВЫВОД_СДЕЛКИ}}.</w:t>
+      </w:r>
+    </w:p>
+    <w:p>
+      <w:r>
+        <w:t>12. Вывод о достаточности имущества для покрытия судебных расходов и вознаграждения управляющего: {{ВЫВОД_ДОСТАТОЧНОСТЬ}}.</w:t>
+      </w:r>
+    </w:p>
     <w:p/>
     <w:p>
       <w:r>
@@ -112,7 +122,7 @@
     <w:p/>
     <w:p>
       <w:r>
-        <w:t>«__» __________ 20__ г.</w:t>
+        <w:t>{{ДАТА}}</w:t>
       </w:r>
     </w:p>
     <w:sectPr>

--- a/docs/docx/otchet_au.docx
+++ b/docs/docx/otchet_au.docx
@@ -22,7 +22,22 @@
     </w:p>
     <w:p>
       <w:r>
-        <w:t>Должник: {{ДОЛЖНИК_НАИМЕНОВАНИЕ}} (ИНН {{ДОЛЖНИК_ИНН}}, ОГРН/СНИЛС {{ДОЛЖНИК_ОГРН_СНИЛС}}, адрес: {{ДОЛЖНИК_АДРЕС}})</w:t>
+        <w:t>Должник: {{ДОЛЖНИК_НАИМЕНОВАНИЕ}} (ИНН {{ДОЛЖНИК_ИНН}}, ОГРН/ОГРНИП {{ДОЛЖНИК_ОГРН}}, адрес: {{ДОЛЖНИК_АДРЕС}})</w:t>
+      </w:r>
+    </w:p>
+    <w:p>
+      <w:r>
+        <w:t>{{#if debtor_is_person}}</w:t>
+      </w:r>
+    </w:p>
+    <w:p>
+      <w:r>
+        <w:t>Должник-гражданин: дата рождения {{ДОЛЖНИК_ДАТА_РОЖДЕНИЯ}}, место рождения {{ДОЛЖНИК_МЕСТО_РОЖДЕНИЯ}}, СНИЛС {{ДОЛЖНИК_СНИЛС}}.</w:t>
+      </w:r>
+    </w:p>
+    <w:p>
+      <w:r>
+        <w:t>{{/if}}</w:t>
       </w:r>
     </w:p>
     <w:p>

--- a/docs/docx/otchet_au.docx
+++ b/docs/docx/otchet_au.docx
@@ -22,7 +22,7 @@
     </w:p>
     <w:p>
       <w:r>
-        <w:t>Должник: {{ДОЛЖНИК_НАИМЕНОВАНИЕ}} (ИНН {{ДОЛЖНИК_ИНН}}, ОГРН/ОГРНИП {{ДОЛЖНИК_ОГРН}}, адрес: {{ДОЛЖНИК_АДРЕС}})</w:t>
+        <w:t>Должник: {{ДОЛЖНИК_НАИМЕНОВАНИЕ}} (ИНН {{ДОЛЖНИК_ИНН}}{{#if ДОЛЖНИК_ОГРН}}, ОГРН/ОГРНИП {{ДОЛЖНИК_ОГРН}}{{/if}}, адрес: {{ДОЛЖНИК_АДРЕС}})</w:t>
       </w:r>
     </w:p>
     <w:p>
@@ -32,7 +32,7 @@
     </w:p>
     <w:p>
       <w:r>
-        <w:t>Должник-гражданин: дата рождения {{ДОЛЖНИК_ДАТА_РОЖДЕНИЯ}}, место рождения {{ДОЛЖНИК_МЕСТО_РОЖДЕНИЯ}}, СНИЛС {{ДОЛЖНИК_СНИЛС}}.</w:t>
+        <w:t>Должник-гражданин: дата рождения {{ДОЛЖНИК_ДАТА_РОЖДЕНИЯ}}, место рождения {{ДОЛЖНИК_МЕСТО_РОЖДЕНИЯ}}{{#if ДОЛЖНИК_СНИЛС}}, СНИЛС {{ДОЛЖНИК_СНИЛС}}{{/if}}.</w:t>
       </w:r>
     </w:p>
     <w:p>

--- a/docs/docx/otchet_au.docx
+++ b/docs/docx/otchet_au.docx
@@ -113,7 +113,7 @@
     </w:p>
     <w:p>
       <w:r>
-        <w:t>12. Вывод о достаточности имущества для покрытия судебных расходов и вознаграждения управляющего: {{ВЫВОД_ДОСТАТОЧНОСТЬ}}.</w:t>
+        <w:t>12. Вывод о достаточности имущества для покрытия судебных расходов и вознаграждения управляющего: {{ВЫВОД_ДОСТАТОЧНОСТЬ}}, {{ОСНОВА_ДОСТАТОЧНОСТИ}}.</w:t>
       </w:r>
     </w:p>
     <w:p/>

--- a/docs/docx/otchet_au.docx
+++ b/docs/docx/otchet_au.docx
@@ -4,6 +4,7 @@
   <w:body>
     <w:p>
       <w:pPr>
+        <w:keepNext/>
         <w:jc w:val="center"/>
       </w:pPr>
       <w:r>
@@ -112,30 +113,69 @@
       </w:r>
     </w:p>
     <w:p>
+      <w:pPr>
+        <w:keepNext/>
+        <w:keepLines/>
+      </w:pPr>
       <w:r>
         <w:t>12. Вывод о достаточности имущества для покрытия судебных расходов и вознаграждения управляющего: {{ВЫВОД_ДОСТАТОЧНОСТЬ}}, {{ОСНОВА_ДОСТАТОЧНОСТИ}}.</w:t>
       </w:r>
     </w:p>
-    <w:p/>
     <w:p>
+      <w:pPr>
+        <w:keepNext/>
+        <w:keepLines/>
+      </w:pPr>
+    </w:p>
+    <w:p>
+      <w:pPr>
+        <w:keepNext/>
+        <w:keepLines/>
+      </w:pPr>
       <w:r>
-        <w:t>Приложения: документы, подтверждающие сведения отчёта.</w:t>
+        <w:t>Приложение: документы, подтверждающие сведения отчёта{{#if ПРИЛ_1_ЛИСТОВ}} на {{ПРИЛ_1_ЛИСТОВ}} л.{{/if}} в {{ПРИЛ_1_ЭКЗ}} экз.</w:t>
       </w:r>
     </w:p>
-    <w:p/>
     <w:p>
+      <w:pPr>
+        <w:keepNext/>
+        <w:keepLines/>
+      </w:pPr>
+    </w:p>
+    <w:p>
+      <w:pPr>
+        <w:keepNext/>
+        <w:keepLines/>
+      </w:pPr>
       <w:r>
         <w:t>{{ВИД_УПРАВЛЯЮЩЕГО}} {{ДОЛЖНИК_НАИМЕНОВАНИЕ}}</w:t>
       </w:r>
     </w:p>
-    <w:p/>
     <w:p>
+      <w:pPr>
+        <w:keepNext/>
+        <w:keepLines/>
+      </w:pPr>
+    </w:p>
+    <w:p>
+      <w:pPr>
+        <w:keepNext/>
+        <w:keepLines/>
+      </w:pPr>
       <w:r>
         <w:t>__________________ / {{ФИО_УПРАВЛЯЮЩЕГО}} /</w:t>
       </w:r>
     </w:p>
-    <w:p/>
     <w:p>
+      <w:pPr>
+        <w:keepNext/>
+        <w:keepLines/>
+      </w:pPr>
+    </w:p>
+    <w:p>
+      <w:pPr>
+        <w:keepLines/>
+      </w:pPr>
       <w:r>
         <w:t>{{ДАТА}}</w:t>
       </w:r>
@@ -516,6 +556,7 @@
     <w:rPr>
       <w:rFonts w:ascii="Times New Roman" w:hAnsi="Times New Roman"/>
       <w:sz w:val="24"/>
+      <w:lang w:val="ru-RU" w:eastAsia="ru-RU"/>
     </w:rPr>
   </w:style>
   <w:style w:type="paragraph" w:styleId="Header">

--- a/docs/docx/otchet_au.docx
+++ b/docs/docx/otchet_au.docx
@@ -163,7 +163,7 @@
         <w:keepLines/>
       </w:pPr>
       <w:r>
-        <w:t>__________________ / {{ФИО_УПРАВЛЯЮЩЕГО}} /</w:t>
+        <w:t>__________________ {{ФИО_УПРАВЛЯЮЩЕГО_ИОФ}}</w:t>
       </w:r>
     </w:p>
     <w:p>
